--- a/flow/20230927_hours/drafts/2026-05-u/10.05.docx
+++ b/flow/20230927_hours/drafts/2026-05-u/10.05.docx
@@ -1565,15 +1565,7 @@
           <w:color w:val="333333"/>
           <w:sz w:val="24"/>
         </w:rPr>
-        <w:t xml:space="preserve">В переполовення законного празника, всіх Творче і Владико,* до предстоящих глаголив Ти, Христе Боже:* Прийдіть і зачерпніть воду безсмертя.* Тому </w:t>
-      </w:r>
-      <w:r>
-        <w:rPr>
-          <w:rFonts w:ascii="Times New Roman" w:hAnsi="Times New Roman"/>
-          <w:color w:val="333333"/>
-          <w:sz w:val="24"/>
-        </w:rPr>
-        <w:t>до Тебе припадаємо і вірно кличемо:* Щедроти Твої даруй нам,* бо Ти є джерело життя нашого.</w:t>
+        <w:t>В переполовення законного празника, всіх Творче і Владико,* до предстоящих глаголив Ти, Христе Боже:* Прийдіть і зачерпніть воду безсмертя.* Тому до Тебе припадаємо і вірно кличемо:* Щедроти Твої даруй нам,* бо Ти є джерело життя нашого.</w:t>
       </w:r>
     </w:p>
     <w:p>
@@ -6156,15 +6148,7 @@
           <w:color w:val="333333"/>
           <w:sz w:val="24"/>
         </w:rPr>
-        <w:t xml:space="preserve">В переполовення законного празника, всіх Творче і Владико,* до предстоящих глаголив Ти, Христе Боже:* Прийдіть і зачерпніть воду безсмертя.* Тому </w:t>
-      </w:r>
-      <w:r>
-        <w:rPr>
-          <w:rFonts w:ascii="Times New Roman" w:hAnsi="Times New Roman"/>
-          <w:color w:val="333333"/>
-          <w:sz w:val="24"/>
-        </w:rPr>
-        <w:t>до Тебе припадаємо і вірно кличемо:* Щедроти Твої даруй нам,* бо Ти є джерело життя нашого.</w:t>
+        <w:t>В переполовення законного празника, всіх Творче і Владико,* до предстоящих глаголив Ти, Христе Боже:* Прийдіть і зачерпніть воду безсмертя.* Тому до Тебе припадаємо і вірно кличемо:* Щедроти Твої даруй нам,* бо Ти є джерело життя нашого.</w:t>
       </w:r>
     </w:p>
     <w:p>
